--- a/hin/docx/64.content.docx
+++ b/hin/docx/64.content.docx
@@ -19,7 +19,7 @@
         <w:rPr>
           <w:lang w:val="hi_IN" w:bidi="hi_IN"/>
         </w:rPr>
-        <w:t>Resource: अध्ययन नोट्स - पुस्तक परिचय (टिंडेल)</w:t>
+        <w:t>Resource: Tyndale Open Study Notes</w:t>
       </w:r>
       <w:r>
         <w:rPr>
@@ -112,7 +112,7 @@
         <w:rPr>
           <w:lang w:val="hi_IN" w:bidi="hi_IN"/>
         </w:rPr>
-        <w:t>अध्ययन नोट्स - पुस्तक परिचय (टिंडेल)</w:t>
+        <w:t>Tyndale Open Study Notes</w:t>
       </w:r>
     </w:p>
     <w:p>

--- a/hin/docx/64.content.docx
+++ b/hin/docx/64.content.docx
@@ -19,7 +19,7 @@
         <w:rPr>
           <w:lang w:val="hi_IN" w:bidi="hi_IN"/>
         </w:rPr>
-        <w:t>Resource: Tyndale Open Study Notes</w:t>
+        <w:t>Resource: Aquifer Open Study Notes (Book Intros)</w:t>
       </w:r>
       <w:r>
         <w:rPr>
@@ -112,7 +112,7 @@
         <w:rPr>
           <w:lang w:val="hi_IN" w:bidi="hi_IN"/>
         </w:rPr>
-        <w:t>Tyndale Open Study Notes</w:t>
+        <w:t>Aquifer Open Study Notes (Book Intros)</w:t>
       </w:r>
     </w:p>
     <w:p>

--- a/hin/docx/64.content.docx
+++ b/hin/docx/64.content.docx
@@ -300,18 +300,12 @@
         </w:rPr>
         <w:t xml:space="preserve"> दियुत्रिफेस उन लोगों में से एक थे जो प्रेरिताई संगति से अलग हो गए थे (तुलना करें </w:t>
       </w:r>
-      <w:hyperlink r:id="rId13">
-        <w:r>
-          <w:rPr>
-            <w:lang w:val="hi_IN" w:bidi="hi_IN"/>
-          </w:rPr>
-          <w:rPr>
-            <w:color w:val="0000EE"/>
-            <w:u w:val="single"/>
-          </w:rPr>
-          <w:t>1 यूह 2:18–19</w:t>
-        </w:r>
-      </w:hyperlink>
+      <w:r>
+        <w:rPr>
+          <w:lang w:val="hi_IN" w:bidi="hi_IN"/>
+        </w:rPr>
+        <w:t>1 यूह 2:18–19</w:t>
+      </w:r>
       <w:r>
         <w:rPr>
           <w:lang w:val="hi_IN" w:bidi="hi_IN"/>
@@ -357,18 +351,12 @@
         </w:rPr>
         <w:t>सभी नए नियम के पत्रों में से, 3 यूहन्ना पहली सदी के यूनान और रोम में व्यक्तिगत पत्रों का सबसे विशिष्ट उदाहरण है। इस युग के अन्य पत्रों की तरह, 3 यूहन्ना की शुरुआत (</w:t>
       </w:r>
-      <w:hyperlink r:id="rId14">
-        <w:r>
-          <w:rPr>
-            <w:lang w:val="hi_IN" w:bidi="hi_IN"/>
-          </w:rPr>
-          <w:rPr>
-            <w:color w:val="0000EE"/>
-            <w:u w:val="single"/>
-          </w:rPr>
-          <w:t>1:1–4</w:t>
-        </w:r>
-      </w:hyperlink>
+      <w:r>
+        <w:rPr>
+          <w:lang w:val="hi_IN" w:bidi="hi_IN"/>
+        </w:rPr>
+        <w:t>1:1–4</w:t>
+      </w:r>
       <w:r>
         <w:rPr>
           <w:lang w:val="hi_IN" w:bidi="hi_IN"/>
@@ -389,18 +377,12 @@
         </w:rPr>
         <w:t>इस पत्र के मुख्य भाग में (</w:t>
       </w:r>
-      <w:hyperlink r:id="rId15">
-        <w:r>
-          <w:rPr>
-            <w:lang w:val="hi_IN" w:bidi="hi_IN"/>
-          </w:rPr>
-          <w:rPr>
-            <w:color w:val="0000EE"/>
-            <w:u w:val="single"/>
-          </w:rPr>
-          <w:t>1:5–12</w:t>
-        </w:r>
-      </w:hyperlink>
+      <w:r>
+        <w:rPr>
+          <w:lang w:val="hi_IN" w:bidi="hi_IN"/>
+        </w:rPr>
+        <w:t>1:5–12</w:t>
+      </w:r>
       <w:r>
         <w:rPr>
           <w:lang w:val="hi_IN" w:bidi="hi_IN"/>
@@ -433,18 +415,12 @@
         </w:rPr>
         <w:t xml:space="preserve"> (</w:t>
       </w:r>
-      <w:hyperlink r:id="rId16">
-        <w:r>
-          <w:rPr>
-            <w:lang w:val="hi_IN" w:bidi="hi_IN"/>
-          </w:rPr>
-          <w:rPr>
-            <w:color w:val="0000EE"/>
-            <w:u w:val="single"/>
-          </w:rPr>
-          <w:t>1:9–10</w:t>
-        </w:r>
-      </w:hyperlink>
+      <w:r>
+        <w:rPr>
+          <w:lang w:val="hi_IN" w:bidi="hi_IN"/>
+        </w:rPr>
+        <w:t>1:9–10</w:t>
+      </w:r>
       <w:r>
         <w:rPr>
           <w:lang w:val="hi_IN" w:bidi="hi_IN"/>
@@ -477,18 +453,12 @@
         </w:rPr>
         <w:t>यूहन्ना फिर एक व्यक्ति दिमेत्रियुस की अच्छी प्रतिष्ठा को उजागर करते हैं (</w:t>
       </w:r>
-      <w:hyperlink r:id="rId17">
-        <w:r>
-          <w:rPr>
-            <w:lang w:val="hi_IN" w:bidi="hi_IN"/>
-          </w:rPr>
-          <w:rPr>
-            <w:color w:val="0000EE"/>
-            <w:u w:val="single"/>
-          </w:rPr>
-          <w:t>1:12</w:t>
-        </w:r>
-      </w:hyperlink>
+      <w:r>
+        <w:rPr>
+          <w:lang w:val="hi_IN" w:bidi="hi_IN"/>
+        </w:rPr>
+        <w:t>1:12</w:t>
+      </w:r>
       <w:r>
         <w:rPr>
           <w:lang w:val="hi_IN" w:bidi="hi_IN"/>
@@ -509,18 +479,12 @@
         </w:rPr>
         <w:t>यूहन्ना अपने पत्र को भविष्य की यात्रा की योजनाओं और अभिवादन के उल्लेख के साथ समाप्त करते हैं (</w:t>
       </w:r>
-      <w:hyperlink r:id="rId18">
-        <w:r>
-          <w:rPr>
-            <w:lang w:val="hi_IN" w:bidi="hi_IN"/>
-          </w:rPr>
-          <w:rPr>
-            <w:color w:val="0000EE"/>
-            <w:u w:val="single"/>
-          </w:rPr>
-          <w:t>1:13–15</w:t>
-        </w:r>
-      </w:hyperlink>
+      <w:r>
+        <w:rPr>
+          <w:lang w:val="hi_IN" w:bidi="hi_IN"/>
+        </w:rPr>
+        <w:t>1:13–15</w:t>
+      </w:r>
       <w:r>
         <w:rPr>
           <w:lang w:val="hi_IN" w:bidi="hi_IN"/>
@@ -552,18 +516,12 @@
         </w:rPr>
         <w:t xml:space="preserve">इस पत्र के लेखक खुद को केवल "प्राचीन" कहते हैं (देखें </w:t>
       </w:r>
-      <w:hyperlink r:id="rId19">
-        <w:r>
-          <w:rPr>
-            <w:lang w:val="hi_IN" w:bidi="hi_IN"/>
-          </w:rPr>
-          <w:rPr>
-            <w:color w:val="0000EE"/>
-            <w:u w:val="single"/>
-          </w:rPr>
-          <w:t>1:1</w:t>
-        </w:r>
-      </w:hyperlink>
+      <w:r>
+        <w:rPr>
+          <w:lang w:val="hi_IN" w:bidi="hi_IN"/>
+        </w:rPr>
+        <w:t>1:1</w:t>
+      </w:r>
       <w:r>
         <w:rPr>
           <w:lang w:val="hi_IN" w:bidi="hi_IN"/>
